--- a/Midterm_Economic_Brief.docx
+++ b/Midterm_Economic_Brief.docx
@@ -19,21 +19,16 @@
       </w:r>
     </w:p>
     <w:p>
-      <w:r>
-        <w:t>The midterms combine a purchasing-power squeeze with weak hiring. Energy and tariff pressures have eroded wage gains, although unemployment and claims show no broad collapse. For investors, the key is where those pressures intersect with races that could shift congressional control.</w:t>
-      </w:r>
-    </w:p>
-    <w:p>
       <w:pPr>
         <w:pStyle w:val="Heading1"/>
       </w:pPr>
       <w:r>
-        <w:t>Prices and voter priorities</w:t>
+        <w:t>Prices remain the central pressure</w:t>
       </w:r>
     </w:p>
     <w:p>
       <w:r>
-        <w:t xml:space="preserve">The Iran war has pushed up energy costs, while tariffs have raised imported-goods prices. Shelter and services also contribute: the evidence does not support attributing most of the entire price increase since January 2025 to war and tariffs alone. </w:t>
+        <w:t xml:space="preserve">The economic backdrop to the November midterms is a squeeze on purchasing power alongside a labor market that offers limited momentum. The Iran war has delivered a substantial energy shock, while tariffs have added pressure to imported goods. Together, they help explain the affordability debate. But attributing most of the entire increase in prices since January 2025 to those two forces would overstate the evidence. Shelter and other services still matter, and households experience the cumulative price level, not just the latest inflation rate. </w:t>
       </w:r>
       <w:r>
         <w:t>[</w:t>
@@ -64,7 +59,38 @@
     </w:p>
     <w:p>
       <w:r>
-        <w:t xml:space="preserve">Consumer prices were 6.1% higher in September than in January 2025. Over the equivalent first 20 months, prices rose 13.5% under Biden, 4.0% in Trump’s first term and 3.4% in Obama’s second. These cumulative, unadjusted CPI comparisons reflect different inherited conditions and shocks; they do not measure presidential responsibility. </w:t>
+        <w:t xml:space="preserve">The administration’s October 9 agreement with Russia illustrates the political urgency. It envisaged an initial 300,000 tonnes of diesel, followed by 500,000 tonnes in November and another million thereafter. The initial tranche is small relative to global requirements, limiting the prospect of rapid relief. Washington has also offered to lend up to 315,000 barrels from the Northeast Home Heating Oil Reserve, with deliveries expected by November 13. That schedule limits its usefulness before the November 3 vote, particularly in heating oil dependent New England. </w:t>
+      </w:r>
+      <w:r>
+        <w:t>[</w:t>
+      </w:r>
+      <w:hyperlink r:id="rId12">
+        <w:r>
+          <w:rPr>
+            <w:color w:val="285A7D"/>
+          </w:rPr>
+          <w:t>3</w:t>
+        </w:r>
+      </w:hyperlink>
+      <w:r>
+        <w:t>,</w:t>
+      </w:r>
+      <w:hyperlink r:id="rId13">
+        <w:r>
+          <w:rPr>
+            <w:color w:val="285A7D"/>
+          </w:rPr>
+          <w:t>4</w:t>
+        </w:r>
+      </w:hyperlink>
+      <w:r>
+        <w:t>]</w:t>
+      </w:r>
+      <w:r/>
+    </w:p>
+    <w:p>
+      <w:r>
+        <w:t xml:space="preserve">Consumer prices were 6.1% higher in September than in January 2025. On the same January-to-September-of-year-two comparison, prices rose 13.5% under Biden, 4.0% during Trump’s first term and 3.4% during Obama’s second. These are cumulative changes in unadjusted CPI, not annual inflation rates or estimates of presidential responsibility. Different inherited conditions and shocks make them context, rather than a policy scorecard. </w:t>
       </w:r>
       <w:r>
         <w:t>[</w:t>
@@ -80,7 +106,7 @@
       <w:r>
         <w:t>,</w:t>
       </w:r>
-      <w:hyperlink r:id="rId12">
+      <w:hyperlink r:id="rId14">
         <w:r>
           <w:rPr>
             <w:color w:val="285A7D"/>
@@ -91,7 +117,7 @@
       <w:r>
         <w:t>,</w:t>
       </w:r>
-      <w:hyperlink r:id="rId13">
+      <w:hyperlink r:id="rId15">
         <w:r>
           <w:rPr>
             <w:color w:val="285A7D"/>
@@ -107,7 +133,7 @@
     <w:p>
       <w:commentRangeStart w:id="5"/>
       <w:r>
-        <w:t xml:space="preserve">The latest acceleration is energy driven. September CPI rose 0.6% month on month and 3.7% year on year, with gasoline accounting for more than half the monthly increase. Energy prices rose 20.4% annually, contributing 1.35 percentage points, or about 36%, of annual inflation; food contributed 0.34 points and core categories 2.05. These contributions cover the latest year, not the full period since January 2025. </w:t>
+        <w:t xml:space="preserve">The latest acceleration is heavily energy driven. September CPI rose 0.6% month on month and 3.7% year on year; gasoline accounted for more than half the monthly increase. Energy prices rose 20.4% over the year, contributing 1.35 percentage points—roughly 36%—of annual inflation. Food contributed 0.34 points and core categories 2.05. Those contributions describe the latest twelve months, rather than the entire period since inauguration. </w:t>
       </w:r>
       <w:commentRangeEnd w:id="5"/>
       <w:r>
@@ -130,7 +156,7 @@
       <w:r>
         <w:t>,</w:t>
       </w:r>
-      <w:hyperlink r:id="rId14">
+      <w:hyperlink r:id="rId16">
         <w:r>
           <w:rPr>
             <w:color w:val="285A7D"/>
@@ -145,7 +171,7 @@
     </w:p>
     <w:p>
       <w:r>
-        <w:t xml:space="preserve">Spillover is visible but difficult to isolate. Airfares rose 22.4% annually, while core CPI increased 2.6%. Minneapolis Fed researchers estimate tariffs added 0.2–0.4 percentage points to core PCE inflation as of July, a different measure and period. The electoral stakes are clear: 47% of registered voters in an August 28–31 Reuters/Ipsos poll named cost of living the single most important factor in their midterm vote. </w:t>
+        <w:t xml:space="preserve">There are signs of pressure beyond direct household fuel bills: airfares rose 22.4% over the year, while core CPI rose 0.3% in September and 2.6% annually. That is consistent with some spillover, but does not identify how much was caused by energy. Minneapolis Fed researchers estimate tariffs added 0.2–0.4 percentage points to core PCE inflation as of July; the measure and period differ from September CPI. Prices clearly matter politically: 47% of registered voters in an August 28–31 Reuters/Ipsos poll selected cost of living as the single most important factor in their midterm vote. </w:t>
       </w:r>
       <w:r>
         <w:t>[</w:t>
@@ -172,7 +198,7 @@
       <w:r>
         <w:t>,</w:t>
       </w:r>
-      <w:hyperlink r:id="rId15">
+      <w:hyperlink r:id="rId17">
         <w:r>
           <w:rPr>
             <w:color w:val="285A7D"/>
@@ -186,40 +212,9 @@
       <w:r/>
     </w:p>
     <w:p>
-      <w:r>
-        <w:t xml:space="preserve">Price relief is politically urgent. The October 9 Russian diesel agreement envisaged an initial 300,000 tonnes, followed by 500,000 in November and another million thereafter. The first tranche is small relative to global needs. Washington also offered loans of up to 315,000 barrels from its Northeast heating-oil reserve, with deliveries expected by November 13, limiting relief before the November 3 vote. </w:t>
-      </w:r>
-      <w:r>
-        <w:t>[</w:t>
-      </w:r>
-      <w:hyperlink r:id="rId16">
-        <w:r>
-          <w:rPr>
-            <w:color w:val="285A7D"/>
-          </w:rPr>
-          <w:t>3</w:t>
-        </w:r>
-      </w:hyperlink>
-      <w:r>
-        <w:t>,</w:t>
-      </w:r>
-      <w:hyperlink r:id="rId17">
-        <w:r>
-          <w:rPr>
-            <w:color w:val="285A7D"/>
-          </w:rPr>
-          <w:t>4</w:t>
-        </w:r>
-      </w:hyperlink>
-      <w:r>
-        <w:t>]</w:t>
-      </w:r>
-      <w:r/>
-    </w:p>
-    <w:p>
       <w:commentRangeStart w:id="1"/>
       <w:r>
-        <w:t xml:space="preserve">City CPI offers local proxies: annual inflation was 3.7% in Detroit and 4.2% in Philadelphia in August, versus 3.0% in Dallas and 3.6% in Minneapolis–St. Paul in September. These are metro-area readings with different reference months, not statewide estimates. </w:t>
+        <w:t xml:space="preserve">City CPI provides a local perspective on the battlegrounds. Annual inflation was 3.7% in the Detroit metro area and 4.2% in Philadelphia in August; Dallas recorded 3.0% and Minneapolis–St. Paul 3.6% in September. These metro-area readings are local proxies, not statewide estimates, and their reference months differ. </w:t>
       </w:r>
       <w:commentRangeEnd w:id="1"/>
       <w:r>
@@ -249,12 +244,12 @@
         <w:pStyle w:val="Heading1"/>
       </w:pPr>
       <w:r>
-        <w:t>Employment and layoffs</w:t>
+        <w:t>Employment conditions differ across the map</w:t>
       </w:r>
     </w:p>
     <w:p>
       <w:r>
-        <w:t xml:space="preserve">National unemployment reached 4.2% in September, up just 0.2 percentage points since January 2025. Payrolls increased by 29,000, following average monthly gains of 45,000 over the preceding year. Hiring is weak even without a pronounced rise in unemployment. </w:t>
+        <w:t xml:space="preserve">National unemployment was 4.2% in September, only 0.2 percentage points above January 2025. Payrolls increased by just 29,000 in September, following average monthly gains of 45,000 over the preceding year. That combination points to weak employment growth without a pronounced rise in the headline jobless rate. It also makes local conditions especially valuable when assessing the election. </w:t>
       </w:r>
       <w:r>
         <w:t>[</w:t>
@@ -285,7 +280,7 @@
     </w:p>
     <w:p>
       <w:r>
-        <w:t xml:space="preserve">Conditions vary across Senate battlegrounds. Since January 2025, unemployment fell 1.4 points in Ohio, 0.3 in Michigan and Iowa, and 0.2 in Alaska; it was unchanged in Maine and Kansas and rose 0.3 in Texas. Elsewhere, it increased 1.1 points in Minnesota, 0.9 in Florida and 0.7 in Arizona, but fell 0.4 in North Carolina. Participation and labor supply also influence these rates. </w:t>
+        <w:t xml:space="preserve">The state map complicates any simple national deterioration narrative. Since January 2025, unemployment has fallen 1.4 points in Ohio, 0.3 in Michigan and Iowa, and 0.2 in Alaska. It is unchanged in Maine and Kansas, and 0.3 points higher in Texas. All seven states contain Senate toss-ups in Cook’s October 6 ratings. Across other competitive territory, unemployment increased 1.1 points in Minnesota, 0.9 in Florida and 0.7 in Arizona, but declined 0.4 in North Carolina. Changes measure unemployment, not job creation: participation and labor supply also affect the rate. </w:t>
       </w:r>
       <w:r>
         <w:t>[</w:t>
@@ -310,42 +305,14 @@
         </w:r>
       </w:hyperlink>
       <w:r>
-        <w:t>]</w:t>
-      </w:r>
-      <w:r/>
-    </w:p>
-    <w:p>
-      <w:commentRangeStart w:id="3"/>
-      <w:r>
-        <w:t xml:space="preserve">Unemployment insurance claims show little evidence of widespread layoffs. Initial claims were 199,000 in the week ended October 10, against 207,000 in late January 2025; continuing claims were 1.710 million in the week ended October 3, versus 1.858 million. These weekly snapshots exclude many new entrants and ineligible workers, so low claims can coexist with difficult job searches. </w:t>
-      </w:r>
-      <w:commentRangeEnd w:id="3"/>
-      <w:r>
-        <w:rPr>
-          <w:rStyle w:val="CommentReference"/>
-        </w:rPr>
-        <w:commentReference w:id="3"/>
-      </w:r>
-      <w:r>
-        <w:t>[</w:t>
+        <w:t>,</w:t>
       </w:r>
       <w:hyperlink r:id="rId23">
         <w:r>
           <w:rPr>
             <w:color w:val="285A7D"/>
           </w:rPr>
-          <w:t>16</w:t>
-        </w:r>
-      </w:hyperlink>
-      <w:r>
-        <w:t>,</w:t>
-      </w:r>
-      <w:hyperlink r:id="rId24">
-        <w:r>
-          <w:rPr>
-            <w:color w:val="285A7D"/>
-          </w:rPr>
-          <w:t>17</w:t>
+          <w:t>18</w:t>
         </w:r>
       </w:hyperlink>
       <w:r>
@@ -356,7 +323,7 @@
     <w:p>
       <w:commentRangeStart w:id="6"/>
       <w:r>
-        <w:t xml:space="preserve">Young workers illustrate that gap: RBC Economics’ May report, Frozen job ladder, put recent graduates’ unemployment near 5.6% and underemployment above 41%. </w:t>
+        <w:t xml:space="preserve">Young workers add a useful qualification. RBC Economics’ May research, Frozen job ladder, put recent graduates’ unemployment near 5.6% and underemployment above 41%, highlighting constrained entry opportunities. That helps explain why stable aggregate employment need not imply confidence among new workers. It does not establish that labor conditions caused any particular youth-backed electoral victory. </w:t>
       </w:r>
       <w:commentRangeEnd w:id="6"/>
       <w:r>
@@ -368,7 +335,7 @@
       <w:r>
         <w:t>[</w:t>
       </w:r>
-      <w:hyperlink r:id="rId25">
+      <w:hyperlink r:id="rId24">
         <w:r>
           <w:rPr>
             <w:color w:val="285A7D"/>
@@ -386,17 +353,17 @@
         <w:pStyle w:val="Heading1"/>
       </w:pPr>
       <w:r>
-        <w:t>Income and purchasing power</w:t>
+        <w:t>Income growth and purchasing power</w:t>
       </w:r>
     </w:p>
     <w:p>
       <w:r>
-        <w:t xml:space="preserve">Average hourly and weekly earnings rose 3.0% and 3.6% over the year to September, but fell 0.7% and 0.1% after inflation. Since January 2025, nominal gains were about 5.5% and 6.4%; seasonally adjusted real hourly earnings were essentially unchanged and real weekly earnings only 0.9% higher. Longer hours have cushioned weekly pay. </w:t>
+        <w:t xml:space="preserve">Average hourly earnings rose 3.0% over the year to September, while average weekly earnings increased 3.6%. After inflation, hourly earnings fell 0.7% and weekly earnings slipped 0.1%; longer hours cushioned the latter. Since January 2025, nominal hourly and weekly earnings have risen about 5.5% and 6.4%, respectively. On the seasonally adjusted BLS measures, real hourly earnings are essentially unchanged and real weekly earnings are only about 0.9% higher. </w:t>
       </w:r>
       <w:r>
         <w:t>[</w:t>
       </w:r>
-      <w:hyperlink r:id="rId26">
+      <w:hyperlink r:id="rId25">
         <w:r>
           <w:rPr>
             <w:color w:val="285A7D"/>
@@ -407,7 +374,7 @@
       <w:r>
         <w:t>,</w:t>
       </w:r>
-      <w:hyperlink r:id="rId27">
+      <w:hyperlink r:id="rId26">
         <w:r>
           <w:rPr>
             <w:color w:val="285A7D"/>
@@ -423,7 +390,7 @@
     <w:p>
       <w:commentRangeStart w:id="2"/>
       <w:r>
-        <w:t xml:space="preserve">BEA’s quarterly state personal income captures earnings, property income and transfers. In Q2 2026, the latest quarter, nominal income rose in 49 states and DC. Annualized quarterly growth ranged from 6.4% in Wisconsin to −4.2% in North Dakota, against 4.7% nationally. Wisconsin’s transfer receipts rose 13.0%, underscoring that income growth need not reflect stronger wages. </w:t>
+        <w:t xml:space="preserve">BEA’s quarterly personal-income figures provide the broader state picture, capturing earnings, property income and transfers. In Q2 2026, the latest available quarter, nominal personal income rose in 49 states and DC. Growth ranged from 6.4% in Wisconsin to −4.2% in North Dakota, at annualized quarterly rates; the national increase was 4.7%. Wisconsin’s strength coincided with a 13.0% increase in transfer receipts, underscoring why income growth cannot be read simply as higher wages. </w:t>
       </w:r>
       <w:commentRangeEnd w:id="2"/>
       <w:r>
@@ -435,7 +402,7 @@
       <w:r>
         <w:t>[</w:t>
       </w:r>
-      <w:hyperlink r:id="rId28">
+      <w:hyperlink r:id="rId27">
         <w:r>
           <w:rPr>
             <w:color w:val="285A7D"/>
@@ -453,13 +420,52 @@
         <w:pStyle w:val="Heading1"/>
       </w:pPr>
       <w:r>
-        <w:t>Races to watch</w:t>
+        <w:t>Claims provide a check on the layoffs story</w:t>
       </w:r>
+    </w:p>
+    <w:p>
+      <w:commentRangeStart w:id="3"/>
+      <w:r>
+        <w:t xml:space="preserve">Unemployment insurance data offer little evidence of a broad layoff wave. Initial claims were 199,000 in the week ended October 10, with a four-week average of 198,500. Continuing claims stood at 1.710 million in the week ended October 3. Both weekly readings were below the late-January 2025 snapshots of 207,000 and 1.858 million. These are selected weekly comparisons, not changes between monthly averages. Claims also omit many new entrants and workers ineligible for benefits. Low claims can therefore coexist with difficult job searches and weak wage bargaining. </w:t>
+      </w:r>
+      <w:commentRangeEnd w:id="3"/>
+      <w:r>
+        <w:rPr>
+          <w:rStyle w:val="CommentReference"/>
+        </w:rPr>
+        <w:commentReference w:id="3"/>
+      </w:r>
+      <w:r>
+        <w:t>[</w:t>
+      </w:r>
+      <w:hyperlink r:id="rId28">
+        <w:r>
+          <w:rPr>
+            <w:color w:val="285A7D"/>
+          </w:rPr>
+          <w:t>16</w:t>
+        </w:r>
+      </w:hyperlink>
+      <w:r>
+        <w:t>,</w:t>
+      </w:r>
+      <w:hyperlink r:id="rId29">
+        <w:r>
+          <w:rPr>
+            <w:color w:val="285A7D"/>
+          </w:rPr>
+          <w:t>17</w:t>
+        </w:r>
+      </w:hyperlink>
+      <w:r>
+        <w:t>]</w:t>
+      </w:r>
+      <w:r/>
     </w:p>
     <w:p>
       <w:commentRangeStart w:id="4"/>
       <w:r>
-        <w:t xml:space="preserve">Democrats need a net four Senate seats to overturn the 53–47 division. Cook’s October 6 toss-ups were Alaska, Iowa, Kansas, Maine, Michigan, Ohio and Texas. Also watch North Carolina, rated Likely Democratic, and Democratic defenses in New Hampshire and Minnesota; Cook moved Minnesota to Lean Democratic on October 20. </w:t>
+        <w:t xml:space="preserve">For control of Congress, start with the Senate’s arithmetic: Democrats need a net four-seat gain from the current 53–47 division. Track the seven toss-ups above, alongside North Carolina, rated Likely Democratic, and Democratic defenses in New Hampshire and Minnesota. Cook moved Minnesota to Lean Democratic on October 20. For the House, focus on districts: its October 16 ratings identify 21 toss-ups, including three in Michigan and two each in Florida, North Carolina, Ohio, Texas and Virginia. State economic averages supply context, but cannot substitute for district-level electorates. </w:t>
       </w:r>
       <w:commentRangeEnd w:id="4"/>
       <w:r>
@@ -471,7 +477,7 @@
       <w:r>
         <w:t>[</w:t>
       </w:r>
-      <w:hyperlink r:id="rId29">
+      <w:hyperlink r:id="rId23">
         <w:r>
           <w:rPr>
             <w:color w:val="285A7D"/>
@@ -487,6 +493,17 @@
           <w:rPr>
             <w:color w:val="285A7D"/>
           </w:rPr>
+          <w:t>19</w:t>
+        </w:r>
+      </w:hyperlink>
+      <w:r>
+        <w:t>,</w:t>
+      </w:r>
+      <w:hyperlink r:id="rId31">
+        <w:r>
+          <w:rPr>
+            <w:color w:val="285A7D"/>
+          </w:rPr>
           <w:t>20</w:t>
         </w:r>
       </w:hyperlink>
@@ -497,23 +514,8 @@
     </w:p>
     <w:p>
       <w:r>
-        <w:t xml:space="preserve">The House requires a district lens. Cook’s October 16 ratings identified 21 toss-ups, including three in Michigan and two each in Florida, North Carolina, Ohio, Texas and Virginia. State economic averages provide context, but local polling and turnout remain essential. Changes in control would reshape fiscal negotiations without automatically reversing energy disruptions or tariff pass-through. </w:t>
+        <w:t>For investors, the question is how these pressures alter the scope for policy after the election. Pair race competitiveness with purchasing-power trends and labor-market resilience, then test those signals against local polling and turnout. A change in congressional control would reshape fiscal negotiations without mechanically reversing energy disruptions or tariff pass-through.</w:t>
       </w:r>
-      <w:r>
-        <w:t>[</w:t>
-      </w:r>
-      <w:hyperlink r:id="rId31">
-        <w:r>
-          <w:rPr>
-            <w:color w:val="285A7D"/>
-          </w:rPr>
-          <w:t>19</w:t>
-        </w:r>
-      </w:hyperlink>
-      <w:r>
-        <w:t>]</w:t>
-      </w:r>
-      <w:r/>
     </w:p>
     <w:p>
       <w:r>
@@ -641,7 +643,7 @@
         </w:rPr>
         <w:t xml:space="preserve">3. </w:t>
       </w:r>
-      <w:hyperlink r:id="rId16">
+      <w:hyperlink r:id="rId12">
         <w:r>
           <w:rPr>
             <w:color w:val="285A7D"/>
@@ -660,7 +662,7 @@
         </w:rPr>
         <w:t xml:space="preserve">4. </w:t>
       </w:r>
-      <w:hyperlink r:id="rId17">
+      <w:hyperlink r:id="rId13">
         <w:r>
           <w:rPr>
             <w:color w:val="285A7D"/>
@@ -679,7 +681,7 @@
         </w:rPr>
         <w:t xml:space="preserve">5. </w:t>
       </w:r>
-      <w:hyperlink r:id="rId12">
+      <w:hyperlink r:id="rId14">
         <w:r>
           <w:rPr>
             <w:color w:val="285A7D"/>
@@ -698,7 +700,7 @@
         </w:rPr>
         <w:t xml:space="preserve">6. </w:t>
       </w:r>
-      <w:hyperlink r:id="rId13">
+      <w:hyperlink r:id="rId15">
         <w:r>
           <w:rPr>
             <w:color w:val="285A7D"/>
@@ -717,7 +719,7 @@
         </w:rPr>
         <w:t xml:space="preserve">7. </w:t>
       </w:r>
-      <w:hyperlink r:id="rId14">
+      <w:hyperlink r:id="rId16">
         <w:r>
           <w:rPr>
             <w:color w:val="285A7D"/>
@@ -736,7 +738,7 @@
         </w:rPr>
         <w:t xml:space="preserve">8. </w:t>
       </w:r>
-      <w:hyperlink r:id="rId15">
+      <w:hyperlink r:id="rId17">
         <w:r>
           <w:rPr>
             <w:color w:val="285A7D"/>
@@ -831,7 +833,7 @@
         </w:rPr>
         <w:t xml:space="preserve">13. </w:t>
       </w:r>
-      <w:hyperlink r:id="rId25">
+      <w:hyperlink r:id="rId24">
         <w:r>
           <w:rPr>
             <w:color w:val="285A7D"/>
@@ -850,7 +852,7 @@
         </w:rPr>
         <w:t xml:space="preserve">14. </w:t>
       </w:r>
-      <w:hyperlink r:id="rId26">
+      <w:hyperlink r:id="rId25">
         <w:r>
           <w:rPr>
             <w:color w:val="285A7D"/>
@@ -869,7 +871,7 @@
         </w:rPr>
         <w:t xml:space="preserve">15. </w:t>
       </w:r>
-      <w:hyperlink r:id="rId27">
+      <w:hyperlink r:id="rId26">
         <w:r>
           <w:rPr>
             <w:color w:val="285A7D"/>
@@ -888,7 +890,7 @@
         </w:rPr>
         <w:t xml:space="preserve">16. </w:t>
       </w:r>
-      <w:hyperlink r:id="rId23">
+      <w:hyperlink r:id="rId28">
         <w:r>
           <w:rPr>
             <w:color w:val="285A7D"/>
@@ -907,7 +909,7 @@
         </w:rPr>
         <w:t xml:space="preserve">17. </w:t>
       </w:r>
-      <w:hyperlink r:id="rId24">
+      <w:hyperlink r:id="rId29">
         <w:r>
           <w:rPr>
             <w:color w:val="285A7D"/>
@@ -926,7 +928,7 @@
         </w:rPr>
         <w:t xml:space="preserve">18. </w:t>
       </w:r>
-      <w:hyperlink r:id="rId29">
+      <w:hyperlink r:id="rId23">
         <w:r>
           <w:rPr>
             <w:color w:val="285A7D"/>
@@ -945,7 +947,7 @@
         </w:rPr>
         <w:t xml:space="preserve">19. </w:t>
       </w:r>
-      <w:hyperlink r:id="rId31">
+      <w:hyperlink r:id="rId30">
         <w:r>
           <w:rPr>
             <w:color w:val="285A7D"/>
@@ -964,7 +966,7 @@
         </w:rPr>
         <w:t xml:space="preserve">20. </w:t>
       </w:r>
-      <w:hyperlink r:id="rId30">
+      <w:hyperlink r:id="rId31">
         <w:r>
           <w:rPr>
             <w:color w:val="285A7D"/>
@@ -1021,7 +1023,7 @@
         </w:rPr>
         <w:t xml:space="preserve">23. </w:t>
       </w:r>
-      <w:hyperlink r:id="rId28">
+      <w:hyperlink r:id="rId27">
         <w:r>
           <w:rPr>
             <w:color w:val="285A7D"/>
@@ -1067,7 +1069,7 @@
 
 <file path=word/comments.xml><?xml version="1.0" encoding="utf-8"?>
 <w:comments xmlns:a="http://schemas.openxmlformats.org/drawingml/2006/main" xmlns:pic="http://schemas.openxmlformats.org/drawingml/2006/picture" xmlns:r="http://schemas.openxmlformats.org/officeDocument/2006/relationships" xmlns:w="http://schemas.openxmlformats.org/wordprocessingml/2006/main" xmlns:wp="http://schemas.openxmlformats.org/drawingml/2006/wordprocessingDrawing" xmlns:mc="http://schemas.openxmlformats.org/markup-compatibility/2006" xmlns:a14="http://schemas.microsoft.com/office/drawing/2010/main" xmlns:w14="http://schemas.microsoft.com/office/word/2010/wordml" xmlns:wpc="http://schemas.microsoft.com/office/word/2010/wordprocessingCanvas">
-  <w:comment w:id="0" w:author="Research notes" w:initials="RN" w:date="2026-10-21T19:00:37Z">
+  <w:comment w:id="0" w:author="Research notes" w:initials="RN" w:date="2026-10-21T18:57:32Z">
     <w:p>
       <w:pPr>
         <w:pStyle w:val="CommentText"/>
@@ -1083,7 +1085,7 @@
       </w:r>
     </w:p>
   </w:comment>
-  <w:comment w:id="1" w:author="Research notes" w:initials="RN" w:date="2026-10-21T19:00:37Z">
+  <w:comment w:id="1" w:author="Research notes" w:initials="RN" w:date="2026-10-21T18:57:32Z">
     <w:p>
       <w:pPr>
         <w:pStyle w:val="CommentText"/>
@@ -1099,7 +1101,7 @@
       </w:r>
     </w:p>
   </w:comment>
-  <w:comment w:id="2" w:author="Research notes" w:initials="RN" w:date="2026-10-21T19:00:37Z">
+  <w:comment w:id="2" w:author="Research notes" w:initials="RN" w:date="2026-10-21T18:57:32Z">
     <w:p>
       <w:pPr>
         <w:pStyle w:val="CommentText"/>
@@ -1115,7 +1117,7 @@
       </w:r>
     </w:p>
   </w:comment>
-  <w:comment w:id="3" w:author="Research notes" w:initials="RN" w:date="2026-10-21T19:00:37Z">
+  <w:comment w:id="3" w:author="Research notes" w:initials="RN" w:date="2026-10-21T18:57:32Z">
     <w:p>
       <w:pPr>
         <w:pStyle w:val="CommentText"/>
@@ -1131,7 +1133,7 @@
       </w:r>
     </w:p>
   </w:comment>
-  <w:comment w:id="4" w:author="Research notes" w:initials="RN" w:date="2026-10-21T19:00:37Z">
+  <w:comment w:id="4" w:author="Research notes" w:initials="RN" w:date="2026-10-21T18:57:32Z">
     <w:p>
       <w:pPr>
         <w:pStyle w:val="CommentText"/>
@@ -1147,7 +1149,7 @@
       </w:r>
     </w:p>
   </w:comment>
-  <w:comment w:id="5" w:author="Research notes" w:initials="RN" w:date="2026-10-21T19:00:37Z">
+  <w:comment w:id="5" w:author="Research notes" w:initials="RN" w:date="2026-10-21T18:57:32Z">
     <w:p>
       <w:pPr>
         <w:pStyle w:val="CommentText"/>
@@ -1163,7 +1165,7 @@
       </w:r>
     </w:p>
   </w:comment>
-  <w:comment w:id="6" w:author="Research notes" w:initials="RN" w:date="2026-10-21T19:00:37Z">
+  <w:comment w:id="6" w:author="Research notes" w:initials="RN" w:date="2026-10-21T18:57:32Z">
     <w:p>
       <w:pPr>
         <w:pStyle w:val="CommentText"/>
